--- a/files/Official Disclaimer 10222015.docx
+++ b/files/Official Disclaimer 10222015.docx
@@ -39,8 +39,52 @@
           <w:sz w:val="40"/>
           <w:szCs w:val="40"/>
         </w:rPr>
-        <w:t>These simulations are for educational purposes only and are not intended for use in research or other similar ventures. As such, these simulations are intended to provide only qualitative accuracy of the various flows depicted, not quantitative accuracy. If you wish to use these simulations for purposes other than education that require a certain degree of quantitative accuracy, you do so at your own risk.</w:t>
+        <w:t>S</w:t>
       </w:r>
+      <w:r>
+        <w:rPr>
+          <w:sz w:val="40"/>
+          <w:szCs w:val="40"/>
+        </w:rPr>
+        <w:t xml:space="preserve">imulations </w:t>
+      </w:r>
+      <w:r>
+        <w:rPr>
+          <w:sz w:val="40"/>
+          <w:szCs w:val="40"/>
+        </w:rPr>
+        <w:t xml:space="preserve">presented here, and simulations that users can create here, </w:t>
+      </w:r>
+      <w:r>
+        <w:rPr>
+          <w:sz w:val="40"/>
+          <w:szCs w:val="40"/>
+        </w:rPr>
+        <w:t xml:space="preserve">are for educational purposes only and are </w:t>
+      </w:r>
+      <w:r>
+        <w:rPr>
+          <w:sz w:val="40"/>
+          <w:szCs w:val="40"/>
+        </w:rPr>
+        <w:t>not intended for use in design, consulting, research, or any other purpose. Each simulation</w:t>
+      </w:r>
+      <w:r>
+        <w:rPr>
+          <w:sz w:val="40"/>
+          <w:szCs w:val="40"/>
+        </w:rPr>
+        <w:t xml:space="preserve"> provide</w:t>
+      </w:r>
+      <w:r>
+        <w:rPr>
+          <w:sz w:val="40"/>
+          <w:szCs w:val="40"/>
+        </w:rPr>
+        <w:t xml:space="preserve">s a single realization of two-dimensional flow past a cylinder under conditions (i.e., in a range of Reynolds numbers) for which the flow is thought to be two-dimensional. No warranty, explicit or implied, applies to the accuracy or fidelity of these simulations. </w:t>
+      </w:r>
+      <w:bookmarkStart w:id="0" w:name="_GoBack"/>
+      <w:bookmarkEnd w:id="0"/>
     </w:p>
     <w:p>
       <w:pPr>
@@ -74,8 +118,6 @@
           <w:szCs w:val="40"/>
         </w:rPr>
       </w:pPr>
-      <w:bookmarkStart w:id="0" w:name="_GoBack"/>
-      <w:bookmarkEnd w:id="0"/>
     </w:p>
     <w:sectPr>
       <w:pgSz w:w="12240" w:h="15840"/>

--- a/files/Official Disclaimer 10222015.docx
+++ b/files/Official Disclaimer 10222015.docx
@@ -14,7 +14,14 @@
           <w:sz w:val="72"/>
           <w:szCs w:val="72"/>
         </w:rPr>
-        <w:t>……………………………………………………………………………………………………….</w:t>
+        <w:t>………………………………………………………………………………………………………</w:t>
+      </w:r>
+      <w:r>
+        <w:rPr>
+          <w:sz w:val="72"/>
+          <w:szCs w:val="72"/>
+        </w:rPr>
+        <w:t>…</w:t>
       </w:r>
     </w:p>
     <w:p>
@@ -83,8 +90,6 @@
         </w:rPr>
         <w:t xml:space="preserve">s a single realization of two-dimensional flow past a cylinder under conditions (i.e., in a range of Reynolds numbers) for which the flow is thought to be two-dimensional. No warranty, explicit or implied, applies to the accuracy or fidelity of these simulations. </w:t>
       </w:r>
-      <w:bookmarkStart w:id="0" w:name="_GoBack"/>
-      <w:bookmarkEnd w:id="0"/>
     </w:p>
     <w:p>
       <w:pPr>
@@ -107,8 +112,17 @@
           <w:sz w:val="72"/>
           <w:szCs w:val="72"/>
         </w:rPr>
-        <w:t>……………………………………………………………………………………………………….</w:t>
-      </w:r>
+        <w:t>………………………………………………………………………………………………………</w:t>
+      </w:r>
+      <w:r>
+        <w:rPr>
+          <w:sz w:val="72"/>
+          <w:szCs w:val="72"/>
+        </w:rPr>
+        <w:t>…</w:t>
+      </w:r>
+      <w:bookmarkStart w:id="0" w:name="_GoBack"/>
+      <w:bookmarkEnd w:id="0"/>
     </w:p>
     <w:p>
       <w:pPr>

--- a/files/Official Disclaimer 10222015.docx
+++ b/files/Official Disclaimer 10222015.docx
@@ -4,24 +4,92 @@
   <w:body>
     <w:p>
       <w:pPr>
+        <w:jc w:val="both"/>
+        <w:rPr>
+          <w:sz w:val="40"/>
+          <w:szCs w:val="40"/>
+        </w:rPr>
+      </w:pPr>
+      <w:r>
         <w:rPr>
           <w:sz w:val="72"/>
           <w:szCs w:val="72"/>
         </w:rPr>
-      </w:pPr>
+        <w:t>__</w:t>
+      </w:r>
+      <w:proofErr w:type="spellStart"/>
       <w:r>
         <w:rPr>
           <w:sz w:val="72"/>
           <w:szCs w:val="72"/>
         </w:rPr>
-        <w:t>………………………………………………………………………………………………………</w:t>
-      </w:r>
+        <w:t>hr</w:t>
+      </w:r>
+      <w:proofErr w:type="spellEnd"/>
       <w:r>
         <w:rPr>
           <w:sz w:val="72"/>
           <w:szCs w:val="72"/>
         </w:rPr>
-        <w:t>…</w:t>
+        <w:t>__</w:t>
+      </w:r>
+    </w:p>
+    <w:p>
+      <w:pPr>
+        <w:jc w:val="both"/>
+        <w:rPr>
+          <w:sz w:val="40"/>
+          <w:szCs w:val="40"/>
+        </w:rPr>
+      </w:pPr>
+      <w:r>
+        <w:rPr>
+          <w:sz w:val="40"/>
+          <w:szCs w:val="40"/>
+        </w:rPr>
+        <w:t>S</w:t>
+      </w:r>
+      <w:r>
+        <w:rPr>
+          <w:sz w:val="40"/>
+          <w:szCs w:val="40"/>
+        </w:rPr>
+        <w:t xml:space="preserve">imulations </w:t>
+      </w:r>
+      <w:r>
+        <w:rPr>
+          <w:sz w:val="40"/>
+          <w:szCs w:val="40"/>
+        </w:rPr>
+        <w:t xml:space="preserve">presented here, and simulations that users can create here, </w:t>
+      </w:r>
+      <w:r>
+        <w:rPr>
+          <w:sz w:val="40"/>
+          <w:szCs w:val="40"/>
+        </w:rPr>
+        <w:t xml:space="preserve">are for educational purposes only and are </w:t>
+      </w:r>
+      <w:r>
+        <w:rPr>
+          <w:sz w:val="40"/>
+          <w:szCs w:val="40"/>
+        </w:rPr>
+        <w:t>not intended for use in design, consulting, research, or any other purpose. Each simulation</w:t>
+      </w:r>
+      <w:r>
+        <w:rPr>
+          <w:sz w:val="40"/>
+          <w:szCs w:val="40"/>
+        </w:rPr>
+        <w:t xml:space="preserve"> provide</w:t>
+      </w:r>
+      <w:r>
+        <w:rPr>
+          <w:sz w:val="40"/>
+          <w:szCs w:val="40"/>
+        </w:rPr>
+        <w:t xml:space="preserve">s a single realization of two-dimensional flow past a cylinder under conditions (i.e., in a range of Reynolds numbers) for which the flow is thought to be two-dimensional. No warranty, explicit or implied, applies to the accuracy or fidelity of these simulations. </w:t>
       </w:r>
     </w:p>
     <w:p>
@@ -43,95 +111,13 @@
       </w:pPr>
       <w:r>
         <w:rPr>
-          <w:sz w:val="40"/>
-          <w:szCs w:val="40"/>
-        </w:rPr>
-        <w:t>S</w:t>
-      </w:r>
-      <w:r>
-        <w:rPr>
-          <w:sz w:val="40"/>
-          <w:szCs w:val="40"/>
-        </w:rPr>
-        <w:t xml:space="preserve">imulations </w:t>
-      </w:r>
-      <w:r>
-        <w:rPr>
-          <w:sz w:val="40"/>
-          <w:szCs w:val="40"/>
-        </w:rPr>
-        <w:t xml:space="preserve">presented here, and simulations that users can create here, </w:t>
-      </w:r>
-      <w:r>
-        <w:rPr>
-          <w:sz w:val="40"/>
-          <w:szCs w:val="40"/>
-        </w:rPr>
-        <w:t xml:space="preserve">are for educational purposes only and are </w:t>
-      </w:r>
-      <w:r>
-        <w:rPr>
-          <w:sz w:val="40"/>
-          <w:szCs w:val="40"/>
-        </w:rPr>
-        <w:t>not intended for use in design, consulting, research, or any other purpose. Each simulation</w:t>
-      </w:r>
-      <w:r>
-        <w:rPr>
-          <w:sz w:val="40"/>
-          <w:szCs w:val="40"/>
-        </w:rPr>
-        <w:t xml:space="preserve"> provide</w:t>
-      </w:r>
-      <w:r>
-        <w:rPr>
-          <w:sz w:val="40"/>
-          <w:szCs w:val="40"/>
-        </w:rPr>
-        <w:t xml:space="preserve">s a single realization of two-dimensional flow past a cylinder under conditions (i.e., in a range of Reynolds numbers) for which the flow is thought to be two-dimensional. No warranty, explicit or implied, applies to the accuracy or fidelity of these simulations. </w:t>
-      </w:r>
-    </w:p>
-    <w:p>
-      <w:pPr>
-        <w:jc w:val="both"/>
-        <w:rPr>
-          <w:sz w:val="40"/>
-          <w:szCs w:val="40"/>
-        </w:rPr>
-      </w:pPr>
-    </w:p>
-    <w:p>
-      <w:pPr>
-        <w:rPr>
           <w:sz w:val="72"/>
           <w:szCs w:val="72"/>
         </w:rPr>
-      </w:pPr>
-      <w:r>
-        <w:rPr>
-          <w:sz w:val="72"/>
-          <w:szCs w:val="72"/>
-        </w:rPr>
-        <w:t>………………………………………………………………………………………………………</w:t>
-      </w:r>
-      <w:r>
-        <w:rPr>
-          <w:sz w:val="72"/>
-          <w:szCs w:val="72"/>
-        </w:rPr>
-        <w:t>…</w:t>
+        <w:t>__hr__</w:t>
       </w:r>
       <w:bookmarkStart w:id="0" w:name="_GoBack"/>
       <w:bookmarkEnd w:id="0"/>
-    </w:p>
-    <w:p>
-      <w:pPr>
-        <w:jc w:val="both"/>
-        <w:rPr>
-          <w:sz w:val="40"/>
-          <w:szCs w:val="40"/>
-        </w:rPr>
-      </w:pPr>
     </w:p>
     <w:sectPr>
       <w:pgSz w:w="12240" w:h="15840"/>
